--- a/livrables/lecons/appli-ia/2026-10-02_lecon-appli-ia_12_maintenance-evolution-bilan.docx
+++ b/livrables/lecons/appli-ia/2026-10-02_lecon-appli-ia_12_maintenance-evolution-bilan.docx
@@ -1309,6 +1309,226 @@
           <w:sz w:val="20"/>
           <w:szCs w:val="20"/>
         </w:rPr>
+        <w:t xml:space="preserve">//</w:t>
+      </w:r>
+    </w:p>
+    <w:p>
+      <w:pPr>
+        <w:pBdr>
+          <w:top w:val="none"/>
+          <w:bottom w:val="none"/>
+          <w:left w:val="single" w:color="1B3A6B" w:sz="6"/>
+          <w:right w:val="none"/>
+        </w:pBdr>
+        <w:shd w:fill="F5F5F5" w:val="clear"/>
+        <w:spacing w:after="20" w:before="20" w:line="240"/>
+        <w:ind w:left="288"/>
+      </w:pPr>
+      <w:r>
+        <w:rPr>
+          <w:rFonts w:ascii="Consolas" w:cs="Consolas" w:eastAsia="Consolas" w:hAnsi="Consolas"/>
+          <w:color w:val="1F2937"/>
+          <w:sz w:val="20"/>
+          <w:szCs w:val="20"/>
+        </w:rPr>
+        <w:t xml:space="preserve">// Enchaîne 4 vérifications dans l'ordre :</w:t>
+      </w:r>
+    </w:p>
+    <w:p>
+      <w:pPr>
+        <w:pBdr>
+          <w:top w:val="none"/>
+          <w:bottom w:val="none"/>
+          <w:left w:val="single" w:color="1B3A6B" w:sz="6"/>
+          <w:right w:val="none"/>
+        </w:pBdr>
+        <w:shd w:fill="F5F5F5" w:val="clear"/>
+        <w:spacing w:after="20" w:before="20" w:line="240"/>
+        <w:ind w:left="288"/>
+      </w:pPr>
+      <w:r>
+        <w:rPr>
+          <w:rFonts w:ascii="Consolas" w:cs="Consolas" w:eastAsia="Consolas" w:hAnsi="Consolas"/>
+          <w:color w:val="1F2937"/>
+          <w:sz w:val="20"/>
+          <w:szCs w:val="20"/>
+        </w:rPr>
+        <w:t xml:space="preserve">//   1. Tests automatisés (npm test)</w:t>
+      </w:r>
+    </w:p>
+    <w:p>
+      <w:pPr>
+        <w:pBdr>
+          <w:top w:val="none"/>
+          <w:bottom w:val="none"/>
+          <w:left w:val="single" w:color="1B3A6B" w:sz="6"/>
+          <w:right w:val="none"/>
+        </w:pBdr>
+        <w:shd w:fill="F5F5F5" w:val="clear"/>
+        <w:spacing w:after="20" w:before="20" w:line="240"/>
+        <w:ind w:left="288"/>
+      </w:pPr>
+      <w:r>
+        <w:rPr>
+          <w:rFonts w:ascii="Consolas" w:cs="Consolas" w:eastAsia="Consolas" w:hAnsi="Consolas"/>
+          <w:color w:val="1F2937"/>
+          <w:sz w:val="20"/>
+          <w:szCs w:val="20"/>
+        </w:rPr>
+        <w:t xml:space="preserve">//   2. Audit de sécurité (node scripts/audit-securite.js)</w:t>
+      </w:r>
+    </w:p>
+    <w:p>
+      <w:pPr>
+        <w:pBdr>
+          <w:top w:val="none"/>
+          <w:bottom w:val="none"/>
+          <w:left w:val="single" w:color="1B3A6B" w:sz="6"/>
+          <w:right w:val="none"/>
+        </w:pBdr>
+        <w:shd w:fill="F5F5F5" w:val="clear"/>
+        <w:spacing w:after="20" w:before="20" w:line="240"/>
+        <w:ind w:left="288"/>
+      </w:pPr>
+      <w:r>
+        <w:rPr>
+          <w:rFonts w:ascii="Consolas" w:cs="Consolas" w:eastAsia="Consolas" w:hAnsi="Consolas"/>
+          <w:color w:val="1F2937"/>
+          <w:sz w:val="20"/>
+          <w:szCs w:val="20"/>
+        </w:rPr>
+        <w:t xml:space="preserve">//   3. Dépendances obsolètes (npm outdated)</w:t>
+      </w:r>
+    </w:p>
+    <w:p>
+      <w:pPr>
+        <w:pBdr>
+          <w:top w:val="none"/>
+          <w:bottom w:val="none"/>
+          <w:left w:val="single" w:color="1B3A6B" w:sz="6"/>
+          <w:right w:val="none"/>
+        </w:pBdr>
+        <w:shd w:fill="F5F5F5" w:val="clear"/>
+        <w:spacing w:after="20" w:before="20" w:line="240"/>
+        <w:ind w:left="288"/>
+      </w:pPr>
+      <w:r>
+        <w:rPr>
+          <w:rFonts w:ascii="Consolas" w:cs="Consolas" w:eastAsia="Consolas" w:hAnsi="Consolas"/>
+          <w:color w:val="1F2937"/>
+          <w:sz w:val="20"/>
+          <w:szCs w:val="20"/>
+        </w:rPr>
+        <w:t xml:space="preserve">//   4. Dernière sauvegarde (sauvegardes/)</w:t>
+      </w:r>
+    </w:p>
+    <w:p>
+      <w:pPr>
+        <w:pBdr>
+          <w:top w:val="none"/>
+          <w:bottom w:val="none"/>
+          <w:left w:val="single" w:color="1B3A6B" w:sz="6"/>
+          <w:right w:val="none"/>
+        </w:pBdr>
+        <w:shd w:fill="F5F5F5" w:val="clear"/>
+        <w:spacing w:after="20" w:before="20" w:line="240"/>
+        <w:ind w:left="288"/>
+      </w:pPr>
+      <w:r>
+        <w:rPr>
+          <w:rFonts w:ascii="Consolas" w:cs="Consolas" w:eastAsia="Consolas" w:hAnsi="Consolas"/>
+          <w:color w:val="1F2937"/>
+          <w:sz w:val="20"/>
+          <w:szCs w:val="20"/>
+        </w:rPr>
+        <w:t xml:space="preserve">//</w:t>
+      </w:r>
+    </w:p>
+    <w:p>
+      <w:pPr>
+        <w:pBdr>
+          <w:top w:val="none"/>
+          <w:bottom w:val="none"/>
+          <w:left w:val="single" w:color="1B3A6B" w:sz="6"/>
+          <w:right w:val="none"/>
+        </w:pBdr>
+        <w:shd w:fill="F5F5F5" w:val="clear"/>
+        <w:spacing w:after="20" w:before="20" w:line="240"/>
+        <w:ind w:left="288"/>
+      </w:pPr>
+      <w:r>
+        <w:rPr>
+          <w:rFonts w:ascii="Consolas" w:cs="Consolas" w:eastAsia="Consolas" w:hAnsi="Consolas"/>
+          <w:color w:val="1F2937"/>
+          <w:sz w:val="20"/>
+          <w:szCs w:val="20"/>
+        </w:rPr>
+        <w:t xml:space="preserve">// Code de sortie :</w:t>
+      </w:r>
+    </w:p>
+    <w:p>
+      <w:pPr>
+        <w:pBdr>
+          <w:top w:val="none"/>
+          <w:bottom w:val="none"/>
+          <w:left w:val="single" w:color="1B3A6B" w:sz="6"/>
+          <w:right w:val="none"/>
+        </w:pBdr>
+        <w:shd w:fill="F5F5F5" w:val="clear"/>
+        <w:spacing w:after="20" w:before="20" w:line="240"/>
+        <w:ind w:left="288"/>
+      </w:pPr>
+      <w:r>
+        <w:rPr>
+          <w:rFonts w:ascii="Consolas" w:cs="Consolas" w:eastAsia="Consolas" w:hAnsi="Consolas"/>
+          <w:color w:val="1F2937"/>
+          <w:sz w:val="20"/>
+          <w:szCs w:val="20"/>
+        </w:rPr>
+        <w:t xml:space="preserve">//   0 — tout est en ordre</w:t>
+      </w:r>
+    </w:p>
+    <w:p>
+      <w:pPr>
+        <w:pBdr>
+          <w:top w:val="none"/>
+          <w:bottom w:val="none"/>
+          <w:left w:val="single" w:color="1B3A6B" w:sz="6"/>
+          <w:right w:val="none"/>
+        </w:pBdr>
+        <w:shd w:fill="F5F5F5" w:val="clear"/>
+        <w:spacing w:after="20" w:before="20" w:line="240"/>
+        <w:ind w:left="288"/>
+      </w:pPr>
+      <w:r>
+        <w:rPr>
+          <w:rFonts w:ascii="Consolas" w:cs="Consolas" w:eastAsia="Consolas" w:hAnsi="Consolas"/>
+          <w:color w:val="1F2937"/>
+          <w:sz w:val="20"/>
+          <w:szCs w:val="20"/>
+        </w:rPr>
+        <w:t xml:space="preserve">//   1 — au moins un problème détecté</w:t>
+      </w:r>
+    </w:p>
+    <w:p>
+      <w:pPr>
+        <w:pBdr>
+          <w:top w:val="none"/>
+          <w:bottom w:val="none"/>
+          <w:left w:val="single" w:color="1B3A6B" w:sz="6"/>
+          <w:right w:val="none"/>
+        </w:pBdr>
+        <w:shd w:fill="F5F5F5" w:val="clear"/>
+        <w:spacing w:after="20" w:before="20" w:line="240"/>
+        <w:ind w:left="288"/>
+      </w:pPr>
+      <w:r>
+        <w:rPr>
+          <w:rFonts w:ascii="Consolas" w:cs="Consolas" w:eastAsia="Consolas" w:hAnsi="Consolas"/>
+          <w:color w:val="1F2937"/>
+          <w:sz w:val="20"/>
+          <w:szCs w:val="20"/>
+        </w:rPr>
         <w:t xml:space="preserve"/>
       </w:r>
     </w:p>
@@ -1507,6 +1727,50 @@
           <w:sz w:val="20"/>
           <w:szCs w:val="20"/>
         </w:rPr>
+        <w:t xml:space="preserve">// ── Helpers ────────────────────────────────────────────────────────────────</w:t>
+      </w:r>
+    </w:p>
+    <w:p>
+      <w:pPr>
+        <w:pBdr>
+          <w:top w:val="none"/>
+          <w:bottom w:val="none"/>
+          <w:left w:val="single" w:color="1B3A6B" w:sz="6"/>
+          <w:right w:val="none"/>
+        </w:pBdr>
+        <w:shd w:fill="F5F5F5" w:val="clear"/>
+        <w:spacing w:after="20" w:before="20" w:line="240"/>
+        <w:ind w:left="288"/>
+      </w:pPr>
+      <w:r>
+        <w:rPr>
+          <w:rFonts w:ascii="Consolas" w:cs="Consolas" w:eastAsia="Consolas" w:hAnsi="Consolas"/>
+          <w:color w:val="1F2937"/>
+          <w:sz w:val="20"/>
+          <w:szCs w:val="20"/>
+        </w:rPr>
+        <w:t xml:space="preserve"/>
+      </w:r>
+    </w:p>
+    <w:p>
+      <w:pPr>
+        <w:pBdr>
+          <w:top w:val="none"/>
+          <w:bottom w:val="none"/>
+          <w:left w:val="single" w:color="1B3A6B" w:sz="6"/>
+          <w:right w:val="none"/>
+        </w:pBdr>
+        <w:shd w:fill="F5F5F5" w:val="clear"/>
+        <w:spacing w:after="20" w:before="20" w:line="240"/>
+        <w:ind w:left="288"/>
+      </w:pPr>
+      <w:r>
+        <w:rPr>
+          <w:rFonts w:ascii="Consolas" w:cs="Consolas" w:eastAsia="Consolas" w:hAnsi="Consolas"/>
+          <w:color w:val="1F2937"/>
+          <w:sz w:val="20"/>
+          <w:szCs w:val="20"/>
+        </w:rPr>
         <w:t xml:space="preserve">let ok = 0;</w:t>
       </w:r>
     </w:p>
@@ -1639,6 +1903,28 @@
           <w:sz w:val="20"/>
           <w:szCs w:val="20"/>
         </w:rPr>
+        <w:t xml:space="preserve">// Exécute une commande et retourne { code, stdout, stderr }.</w:t>
+      </w:r>
+    </w:p>
+    <w:p>
+      <w:pPr>
+        <w:pBdr>
+          <w:top w:val="none"/>
+          <w:bottom w:val="none"/>
+          <w:left w:val="single" w:color="1B3A6B" w:sz="6"/>
+          <w:right w:val="none"/>
+        </w:pBdr>
+        <w:shd w:fill="F5F5F5" w:val="clear"/>
+        <w:spacing w:after="20" w:before="20" w:line="240"/>
+        <w:ind w:left="288"/>
+      </w:pPr>
+      <w:r>
+        <w:rPr>
+          <w:rFonts w:ascii="Consolas" w:cs="Consolas" w:eastAsia="Consolas" w:hAnsi="Consolas"/>
+          <w:color w:val="1F2937"/>
+          <w:sz w:val="20"/>
+          <w:szCs w:val="20"/>
+        </w:rPr>
         <w:t xml:space="preserve">// spawnSync prend commande + tableau d'arguments séparément : le shell n'interprète</w:t>
       </w:r>
     </w:p>
@@ -1661,7 +1947,7 @@
           <w:sz w:val="20"/>
           <w:szCs w:val="20"/>
         </w:rPr>
-        <w:t xml:space="preserve">// jamais les arguments — sans injection de commande possible si l'on passe</w:t>
+        <w:t xml:space="preserve">// jamais les arguments, ce qui évite les injections de commande si l'on passe</w:t>
       </w:r>
     </w:p>
     <w:p>
@@ -1991,7 +2277,95 @@
           <w:sz w:val="20"/>
           <w:szCs w:val="20"/>
         </w:rPr>
-        <w:t xml:space="preserve">// ── 1. Tests ──────────────────────────────────────────────────────────</w:t>
+        <w:t xml:space="preserve">// ── Vérifications ──────────────────────────────────────────────────────────</w:t>
+      </w:r>
+    </w:p>
+    <w:p>
+      <w:pPr>
+        <w:pBdr>
+          <w:top w:val="none"/>
+          <w:bottom w:val="none"/>
+          <w:left w:val="single" w:color="1B3A6B" w:sz="6"/>
+          <w:right w:val="none"/>
+        </w:pBdr>
+        <w:shd w:fill="F5F5F5" w:val="clear"/>
+        <w:spacing w:after="20" w:before="20" w:line="240"/>
+        <w:ind w:left="288"/>
+      </w:pPr>
+      <w:r>
+        <w:rPr>
+          <w:rFonts w:ascii="Consolas" w:cs="Consolas" w:eastAsia="Consolas" w:hAnsi="Consolas"/>
+          <w:color w:val="1F2937"/>
+          <w:sz w:val="20"/>
+          <w:szCs w:val="20"/>
+        </w:rPr>
+        <w:t xml:space="preserve"/>
+      </w:r>
+    </w:p>
+    <w:p>
+      <w:pPr>
+        <w:pBdr>
+          <w:top w:val="none"/>
+          <w:bottom w:val="none"/>
+          <w:left w:val="single" w:color="1B3A6B" w:sz="6"/>
+          <w:right w:val="none"/>
+        </w:pBdr>
+        <w:shd w:fill="F5F5F5" w:val="clear"/>
+        <w:spacing w:after="20" w:before="20" w:line="240"/>
+        <w:ind w:left="288"/>
+      </w:pPr>
+      <w:r>
+        <w:rPr>
+          <w:rFonts w:ascii="Consolas" w:cs="Consolas" w:eastAsia="Consolas" w:hAnsi="Consolas"/>
+          <w:color w:val="1F2937"/>
+          <w:sz w:val="20"/>
+          <w:szCs w:val="20"/>
+        </w:rPr>
+        <w:t xml:space="preserve">console.log('\nPortail Livrables — bilan de santé\n');</w:t>
+      </w:r>
+    </w:p>
+    <w:p>
+      <w:pPr>
+        <w:pBdr>
+          <w:top w:val="none"/>
+          <w:bottom w:val="none"/>
+          <w:left w:val="single" w:color="1B3A6B" w:sz="6"/>
+          <w:right w:val="none"/>
+        </w:pBdr>
+        <w:shd w:fill="F5F5F5" w:val="clear"/>
+        <w:spacing w:after="20" w:before="20" w:line="240"/>
+        <w:ind w:left="288"/>
+      </w:pPr>
+      <w:r>
+        <w:rPr>
+          <w:rFonts w:ascii="Consolas" w:cs="Consolas" w:eastAsia="Consolas" w:hAnsi="Consolas"/>
+          <w:color w:val="1F2937"/>
+          <w:sz w:val="20"/>
+          <w:szCs w:val="20"/>
+        </w:rPr>
+        <w:t xml:space="preserve"/>
+      </w:r>
+    </w:p>
+    <w:p>
+      <w:pPr>
+        <w:pBdr>
+          <w:top w:val="none"/>
+          <w:bottom w:val="none"/>
+          <w:left w:val="single" w:color="1B3A6B" w:sz="6"/>
+          <w:right w:val="none"/>
+        </w:pBdr>
+        <w:shd w:fill="F5F5F5" w:val="clear"/>
+        <w:spacing w:after="20" w:before="20" w:line="240"/>
+        <w:ind w:left="288"/>
+      </w:pPr>
+      <w:r>
+        <w:rPr>
+          <w:rFonts w:ascii="Consolas" w:cs="Consolas" w:eastAsia="Consolas" w:hAnsi="Consolas"/>
+          <w:color w:val="1F2937"/>
+          <w:sz w:val="20"/>
+          <w:szCs w:val="20"/>
+        </w:rPr>
+        <w:t xml:space="preserve">// ── 1. Tests ───────────────────────────────────────────────────────────────</w:t>
       </w:r>
     </w:p>
     <w:p>
@@ -2079,6 +2453,28 @@
           <w:sz w:val="20"/>
           <w:szCs w:val="20"/>
         </w:rPr>
+        <w:t xml:space="preserve">  // Extrait les compteurs "ℹ pass N" et "ℹ fail N" de la sortie de node:test</w:t>
+      </w:r>
+    </w:p>
+    <w:p>
+      <w:pPr>
+        <w:pBdr>
+          <w:top w:val="none"/>
+          <w:bottom w:val="none"/>
+          <w:left w:val="single" w:color="1B3A6B" w:sz="6"/>
+          <w:right w:val="none"/>
+        </w:pBdr>
+        <w:shd w:fill="F5F5F5" w:val="clear"/>
+        <w:spacing w:after="20" w:before="20" w:line="240"/>
+        <w:ind w:left="288"/>
+      </w:pPr>
+      <w:r>
+        <w:rPr>
+          <w:rFonts w:ascii="Consolas" w:cs="Consolas" w:eastAsia="Consolas" w:hAnsi="Consolas"/>
+          <w:color w:val="1F2937"/>
+          <w:sz w:val="20"/>
+          <w:szCs w:val="20"/>
+        </w:rPr>
         <w:t xml:space="preserve">  const sortie     = tests.stdout + tests.stderr;</w:t>
       </w:r>
     </w:p>
@@ -2255,6 +2651,28 @@
           <w:sz w:val="20"/>
           <w:szCs w:val="20"/>
         </w:rPr>
+        <w:t xml:space="preserve">  console.error(tests.stderr.slice(-500));</w:t>
+      </w:r>
+    </w:p>
+    <w:p>
+      <w:pPr>
+        <w:pBdr>
+          <w:top w:val="none"/>
+          <w:bottom w:val="none"/>
+          <w:left w:val="single" w:color="1B3A6B" w:sz="6"/>
+          <w:right w:val="none"/>
+        </w:pBdr>
+        <w:shd w:fill="F5F5F5" w:val="clear"/>
+        <w:spacing w:after="20" w:before="20" w:line="240"/>
+        <w:ind w:left="288"/>
+      </w:pPr>
+      <w:r>
+        <w:rPr>
+          <w:rFonts w:ascii="Consolas" w:cs="Consolas" w:eastAsia="Consolas" w:hAnsi="Consolas"/>
+          <w:color w:val="1F2937"/>
+          <w:sz w:val="20"/>
+          <w:szCs w:val="20"/>
+        </w:rPr>
         <w:t xml:space="preserve">}</w:t>
       </w:r>
     </w:p>
@@ -2299,7 +2717,7 @@
           <w:sz w:val="20"/>
           <w:szCs w:val="20"/>
         </w:rPr>
-        <w:t xml:space="preserve">// ── 2. Audit de sécurité ──────────────────────────────────────────────</w:t>
+        <w:t xml:space="preserve">// ── 2. Audit de sécurité ───────────────────────────────────────────────────</w:t>
       </w:r>
     </w:p>
     <w:p>
@@ -2365,29 +2783,95 @@
           <w:sz w:val="20"/>
           <w:szCs w:val="20"/>
         </w:rPr>
-        <w:t xml:space="preserve">if (audit.code === 0) { passer('5/5 contrôles passés'); }</w:t>
-      </w:r>
-    </w:p>
-    <w:p>
-      <w:pPr>
-        <w:pBdr>
-          <w:top w:val="none"/>
-          <w:bottom w:val="none"/>
-          <w:left w:val="single" w:color="1B3A6B" w:sz="6"/>
-          <w:right w:val="none"/>
-        </w:pBdr>
-        <w:shd w:fill="F5F5F5" w:val="clear"/>
-        <w:spacing w:after="20" w:before="20" w:line="240"/>
-        <w:ind w:left="288"/>
-      </w:pPr>
-      <w:r>
-        <w:rPr>
-          <w:rFonts w:ascii="Consolas" w:cs="Consolas" w:eastAsia="Consolas" w:hAnsi="Consolas"/>
-          <w:color w:val="1F2937"/>
-          <w:sz w:val="20"/>
-          <w:szCs w:val="20"/>
-        </w:rPr>
-        <w:t xml:space="preserve">else { echouer('Des contrôles ont échoué — relis node scripts/audit-securite.js'); }</w:t>
+        <w:t xml:space="preserve">if (audit.code === 0) {</w:t>
+      </w:r>
+    </w:p>
+    <w:p>
+      <w:pPr>
+        <w:pBdr>
+          <w:top w:val="none"/>
+          <w:bottom w:val="none"/>
+          <w:left w:val="single" w:color="1B3A6B" w:sz="6"/>
+          <w:right w:val="none"/>
+        </w:pBdr>
+        <w:shd w:fill="F5F5F5" w:val="clear"/>
+        <w:spacing w:after="20" w:before="20" w:line="240"/>
+        <w:ind w:left="288"/>
+      </w:pPr>
+      <w:r>
+        <w:rPr>
+          <w:rFonts w:ascii="Consolas" w:cs="Consolas" w:eastAsia="Consolas" w:hAnsi="Consolas"/>
+          <w:color w:val="1F2937"/>
+          <w:sz w:val="20"/>
+          <w:szCs w:val="20"/>
+        </w:rPr>
+        <w:t xml:space="preserve">  passer('5/5 contrôles passés');</w:t>
+      </w:r>
+    </w:p>
+    <w:p>
+      <w:pPr>
+        <w:pBdr>
+          <w:top w:val="none"/>
+          <w:bottom w:val="none"/>
+          <w:left w:val="single" w:color="1B3A6B" w:sz="6"/>
+          <w:right w:val="none"/>
+        </w:pBdr>
+        <w:shd w:fill="F5F5F5" w:val="clear"/>
+        <w:spacing w:after="20" w:before="20" w:line="240"/>
+        <w:ind w:left="288"/>
+      </w:pPr>
+      <w:r>
+        <w:rPr>
+          <w:rFonts w:ascii="Consolas" w:cs="Consolas" w:eastAsia="Consolas" w:hAnsi="Consolas"/>
+          <w:color w:val="1F2937"/>
+          <w:sz w:val="20"/>
+          <w:szCs w:val="20"/>
+        </w:rPr>
+        <w:t xml:space="preserve">} else {</w:t>
+      </w:r>
+    </w:p>
+    <w:p>
+      <w:pPr>
+        <w:pBdr>
+          <w:top w:val="none"/>
+          <w:bottom w:val="none"/>
+          <w:left w:val="single" w:color="1B3A6B" w:sz="6"/>
+          <w:right w:val="none"/>
+        </w:pBdr>
+        <w:shd w:fill="F5F5F5" w:val="clear"/>
+        <w:spacing w:after="20" w:before="20" w:line="240"/>
+        <w:ind w:left="288"/>
+      </w:pPr>
+      <w:r>
+        <w:rPr>
+          <w:rFonts w:ascii="Consolas" w:cs="Consolas" w:eastAsia="Consolas" w:hAnsi="Consolas"/>
+          <w:color w:val="1F2937"/>
+          <w:sz w:val="20"/>
+          <w:szCs w:val="20"/>
+        </w:rPr>
+        <w:t xml:space="preserve">  echouer('Des contrôles de sécurité ont échoué — relis node scripts/audit-securite.js');</w:t>
+      </w:r>
+    </w:p>
+    <w:p>
+      <w:pPr>
+        <w:pBdr>
+          <w:top w:val="none"/>
+          <w:bottom w:val="none"/>
+          <w:left w:val="single" w:color="1B3A6B" w:sz="6"/>
+          <w:right w:val="none"/>
+        </w:pBdr>
+        <w:shd w:fill="F5F5F5" w:val="clear"/>
+        <w:spacing w:after="20" w:before="20" w:line="240"/>
+        <w:ind w:left="288"/>
+      </w:pPr>
+      <w:r>
+        <w:rPr>
+          <w:rFonts w:ascii="Consolas" w:cs="Consolas" w:eastAsia="Consolas" w:hAnsi="Consolas"/>
+          <w:color w:val="1F2937"/>
+          <w:sz w:val="20"/>
+          <w:szCs w:val="20"/>
+        </w:rPr>
+        <w:t xml:space="preserve">}</w:t>
       </w:r>
     </w:p>
     <w:p>
@@ -2431,7 +2915,7 @@
           <w:sz w:val="20"/>
           <w:szCs w:val="20"/>
         </w:rPr>
-        <w:t xml:space="preserve">// ── 3. Dépendances obsolètes ──────────────────────────────────────────</w:t>
+        <w:t xml:space="preserve">// ── 3. Dépendances obsolètes ───────────────────────────────────────────────</w:t>
       </w:r>
     </w:p>
     <w:p>
@@ -2475,6 +2959,72 @@
           <w:sz w:val="20"/>
           <w:szCs w:val="20"/>
         </w:rPr>
+        <w:t xml:space="preserve"/>
+      </w:r>
+    </w:p>
+    <w:p>
+      <w:pPr>
+        <w:pBdr>
+          <w:top w:val="none"/>
+          <w:bottom w:val="none"/>
+          <w:left w:val="single" w:color="1B3A6B" w:sz="6"/>
+          <w:right w:val="none"/>
+        </w:pBdr>
+        <w:shd w:fill="F5F5F5" w:val="clear"/>
+        <w:spacing w:after="20" w:before="20" w:line="240"/>
+        <w:ind w:left="288"/>
+      </w:pPr>
+      <w:r>
+        <w:rPr>
+          <w:rFonts w:ascii="Consolas" w:cs="Consolas" w:eastAsia="Consolas" w:hAnsi="Consolas"/>
+          <w:color w:val="1F2937"/>
+          <w:sz w:val="20"/>
+          <w:szCs w:val="20"/>
+        </w:rPr>
+        <w:t xml:space="preserve">// npm outdated sort en code 1 s'il trouve des packages obsolètes, 0 sinon.</w:t>
+      </w:r>
+    </w:p>
+    <w:p>
+      <w:pPr>
+        <w:pBdr>
+          <w:top w:val="none"/>
+          <w:bottom w:val="none"/>
+          <w:left w:val="single" w:color="1B3A6B" w:sz="6"/>
+          <w:right w:val="none"/>
+        </w:pBdr>
+        <w:shd w:fill="F5F5F5" w:val="clear"/>
+        <w:spacing w:after="20" w:before="20" w:line="240"/>
+        <w:ind w:left="288"/>
+      </w:pPr>
+      <w:r>
+        <w:rPr>
+          <w:rFonts w:ascii="Consolas" w:cs="Consolas" w:eastAsia="Consolas" w:hAnsi="Consolas"/>
+          <w:color w:val="1F2937"/>
+          <w:sz w:val="20"/>
+          <w:szCs w:val="20"/>
+        </w:rPr>
+        <w:t xml:space="preserve">// On capture les deux cas (code 0 ou 1) sans lever d'exception.</w:t>
+      </w:r>
+    </w:p>
+    <w:p>
+      <w:pPr>
+        <w:pBdr>
+          <w:top w:val="none"/>
+          <w:bottom w:val="none"/>
+          <w:left w:val="single" w:color="1B3A6B" w:sz="6"/>
+          <w:right w:val="none"/>
+        </w:pBdr>
+        <w:shd w:fill="F5F5F5" w:val="clear"/>
+        <w:spacing w:after="20" w:before="20" w:line="240"/>
+        <w:ind w:left="288"/>
+      </w:pPr>
+      <w:r>
+        <w:rPr>
+          <w:rFonts w:ascii="Consolas" w:cs="Consolas" w:eastAsia="Consolas" w:hAnsi="Consolas"/>
+          <w:color w:val="1F2937"/>
+          <w:sz w:val="20"/>
+          <w:szCs w:val="20"/>
+        </w:rPr>
         <w:t xml:space="preserve">function compterOutdated(repertoire) {</w:t>
       </w:r>
     </w:p>
@@ -2519,7 +3069,29 @@
           <w:sz w:val="20"/>
           <w:szCs w:val="20"/>
         </w:rPr>
-        <w:t xml:space="preserve">  return r.stdout.split('\n').filter(function (l) {</w:t>
+        <w:t xml:space="preserve">  // La première ligne du tableau est l'en-tête ; on ne compte que les lignes de données</w:t>
+      </w:r>
+    </w:p>
+    <w:p>
+      <w:pPr>
+        <w:pBdr>
+          <w:top w:val="none"/>
+          <w:bottom w:val="none"/>
+          <w:left w:val="single" w:color="1B3A6B" w:sz="6"/>
+          <w:right w:val="none"/>
+        </w:pBdr>
+        <w:shd w:fill="F5F5F5" w:val="clear"/>
+        <w:spacing w:after="20" w:before="20" w:line="240"/>
+        <w:ind w:left="288"/>
+      </w:pPr>
+      <w:r>
+        <w:rPr>
+          <w:rFonts w:ascii="Consolas" w:cs="Consolas" w:eastAsia="Consolas" w:hAnsi="Consolas"/>
+          <w:color w:val="1F2937"/>
+          <w:sz w:val="20"/>
+          <w:szCs w:val="20"/>
+        </w:rPr>
+        <w:t xml:space="preserve">  const lignes = r.stdout.split('\n').filter(function (l) {</w:t>
       </w:r>
     </w:p>
     <w:p>
@@ -2563,7 +3135,29 @@
           <w:sz w:val="20"/>
           <w:szCs w:val="20"/>
         </w:rPr>
-        <w:t xml:space="preserve">  }).length;</w:t>
+        <w:t xml:space="preserve">  });</w:t>
+      </w:r>
+    </w:p>
+    <w:p>
+      <w:pPr>
+        <w:pBdr>
+          <w:top w:val="none"/>
+          <w:bottom w:val="none"/>
+          <w:left w:val="single" w:color="1B3A6B" w:sz="6"/>
+          <w:right w:val="none"/>
+        </w:pBdr>
+        <w:shd w:fill="F5F5F5" w:val="clear"/>
+        <w:spacing w:after="20" w:before="20" w:line="240"/>
+        <w:ind w:left="288"/>
+      </w:pPr>
+      <w:r>
+        <w:rPr>
+          <w:rFonts w:ascii="Consolas" w:cs="Consolas" w:eastAsia="Consolas" w:hAnsi="Consolas"/>
+          <w:color w:val="1F2937"/>
+          <w:sz w:val="20"/>
+          <w:szCs w:val="20"/>
+        </w:rPr>
+        <w:t xml:space="preserve">  return lignes.length;</w:t>
       </w:r>
     </w:p>
     <w:p>
@@ -2607,6 +3201,28 @@
           <w:sz w:val="20"/>
           <w:szCs w:val="20"/>
         </w:rPr>
+        <w:t xml:space="preserve"/>
+      </w:r>
+    </w:p>
+    <w:p>
+      <w:pPr>
+        <w:pBdr>
+          <w:top w:val="none"/>
+          <w:bottom w:val="none"/>
+          <w:left w:val="single" w:color="1B3A6B" w:sz="6"/>
+          <w:right w:val="none"/>
+        </w:pBdr>
+        <w:shd w:fill="F5F5F5" w:val="clear"/>
+        <w:spacing w:after="20" w:before="20" w:line="240"/>
+        <w:ind w:left="288"/>
+      </w:pPr>
+      <w:r>
+        <w:rPr>
+          <w:rFonts w:ascii="Consolas" w:cs="Consolas" w:eastAsia="Consolas" w:hAnsi="Consolas"/>
+          <w:color w:val="1F2937"/>
+          <w:sz w:val="20"/>
+          <w:szCs w:val="20"/>
+        </w:rPr>
         <w:t xml:space="preserve">const nbRacine   = compterOutdated(PROJ);</w:t>
       </w:r>
     </w:p>
@@ -2673,6 +3289,28 @@
           <w:sz w:val="20"/>
           <w:szCs w:val="20"/>
         </w:rPr>
+        <w:t xml:space="preserve"/>
+      </w:r>
+    </w:p>
+    <w:p>
+      <w:pPr>
+        <w:pBdr>
+          <w:top w:val="none"/>
+          <w:bottom w:val="none"/>
+          <w:left w:val="single" w:color="1B3A6B" w:sz="6"/>
+          <w:right w:val="none"/>
+        </w:pBdr>
+        <w:shd w:fill="F5F5F5" w:val="clear"/>
+        <w:spacing w:after="20" w:before="20" w:line="240"/>
+        <w:ind w:left="288"/>
+      </w:pPr>
+      <w:r>
+        <w:rPr>
+          <w:rFonts w:ascii="Consolas" w:cs="Consolas" w:eastAsia="Consolas" w:hAnsi="Consolas"/>
+          <w:color w:val="1F2937"/>
+          <w:sz w:val="20"/>
+          <w:szCs w:val="20"/>
+        </w:rPr>
         <w:t xml:space="preserve">if (totalOut === 0) {</w:t>
       </w:r>
     </w:p>
@@ -2761,29 +3399,29 @@
           <w:sz w:val="20"/>
           <w:szCs w:val="20"/>
         </w:rPr>
-        <w:t xml:space="preserve">  if (nbRacine)   console.log('  Racine   : ' + nbRacine   + ' paquet(s)');</w:t>
-      </w:r>
-    </w:p>
-    <w:p>
-      <w:pPr>
-        <w:pBdr>
-          <w:top w:val="none"/>
-          <w:bottom w:val="none"/>
-          <w:left w:val="single" w:color="1B3A6B" w:sz="6"/>
-          <w:right w:val="none"/>
-        </w:pBdr>
-        <w:shd w:fill="F5F5F5" w:val="clear"/>
-        <w:spacing w:after="20" w:before="20" w:line="240"/>
-        <w:ind w:left="288"/>
-      </w:pPr>
-      <w:r>
-        <w:rPr>
-          <w:rFonts w:ascii="Consolas" w:cs="Consolas" w:eastAsia="Consolas" w:hAnsi="Consolas"/>
-          <w:color w:val="1F2937"/>
-          <w:sz w:val="20"/>
-          <w:szCs w:val="20"/>
-        </w:rPr>
-        <w:t xml:space="preserve">  if (nbFrontend) console.log('  Frontend : ' + nbFrontend + ' paquet(s)');</w:t>
+        <w:t xml:space="preserve">  if (nbRacine)   console.log('  Racine   : ' + nbRacine   + ' paquet(s) — lance npm outdated');</w:t>
+      </w:r>
+    </w:p>
+    <w:p>
+      <w:pPr>
+        <w:pBdr>
+          <w:top w:val="none"/>
+          <w:bottom w:val="none"/>
+          <w:left w:val="single" w:color="1B3A6B" w:sz="6"/>
+          <w:right w:val="none"/>
+        </w:pBdr>
+        <w:shd w:fill="F5F5F5" w:val="clear"/>
+        <w:spacing w:after="20" w:before="20" w:line="240"/>
+        <w:ind w:left="288"/>
+      </w:pPr>
+      <w:r>
+        <w:rPr>
+          <w:rFonts w:ascii="Consolas" w:cs="Consolas" w:eastAsia="Consolas" w:hAnsi="Consolas"/>
+          <w:color w:val="1F2937"/>
+          <w:sz w:val="20"/>
+          <w:szCs w:val="20"/>
+        </w:rPr>
+        <w:t xml:space="preserve">  if (nbFrontend) console.log('  Frontend : ' + nbFrontend + ' paquet(s) — lance cd frontend &amp;&amp; npm outdated');</w:t>
       </w:r>
     </w:p>
     <w:p>
@@ -2849,7 +3487,7 @@
           <w:sz w:val="20"/>
           <w:szCs w:val="20"/>
         </w:rPr>
-        <w:t xml:space="preserve">// ── 4. Dernière sauvegarde ────────────────────────────────────────────</w:t>
+        <w:t xml:space="preserve">// ── 4. Dernière sauvegarde ─────────────────────────────────────────────────</w:t>
       </w:r>
     </w:p>
     <w:p>
@@ -2915,95 +3553,29 @@
           <w:sz w:val="20"/>
           <w:szCs w:val="20"/>
         </w:rPr>
-        <w:t xml:space="preserve">const entrees = fs.existsSync(dossierSauv)</w:t>
-      </w:r>
-    </w:p>
-    <w:p>
-      <w:pPr>
-        <w:pBdr>
-          <w:top w:val="none"/>
-          <w:bottom w:val="none"/>
-          <w:left w:val="single" w:color="1B3A6B" w:sz="6"/>
-          <w:right w:val="none"/>
-        </w:pBdr>
-        <w:shd w:fill="F5F5F5" w:val="clear"/>
-        <w:spacing w:after="20" w:before="20" w:line="240"/>
-        <w:ind w:left="288"/>
-      </w:pPr>
-      <w:r>
-        <w:rPr>
-          <w:rFonts w:ascii="Consolas" w:cs="Consolas" w:eastAsia="Consolas" w:hAnsi="Consolas"/>
-          <w:color w:val="1F2937"/>
-          <w:sz w:val="20"/>
-          <w:szCs w:val="20"/>
-        </w:rPr>
-        <w:t xml:space="preserve">  ? fs.readdirSync(dossierSauv).filter(function (n) { return n.match(/^\d{4}-\d{2}-\d{2}_/); })</w:t>
-      </w:r>
-    </w:p>
-    <w:p>
-      <w:pPr>
-        <w:pBdr>
-          <w:top w:val="none"/>
-          <w:bottom w:val="none"/>
-          <w:left w:val="single" w:color="1B3A6B" w:sz="6"/>
-          <w:right w:val="none"/>
-        </w:pBdr>
-        <w:shd w:fill="F5F5F5" w:val="clear"/>
-        <w:spacing w:after="20" w:before="20" w:line="240"/>
-        <w:ind w:left="288"/>
-      </w:pPr>
-      <w:r>
-        <w:rPr>
-          <w:rFonts w:ascii="Consolas" w:cs="Consolas" w:eastAsia="Consolas" w:hAnsi="Consolas"/>
-          <w:color w:val="1F2937"/>
-          <w:sz w:val="20"/>
-          <w:szCs w:val="20"/>
-        </w:rPr>
-        <w:t xml:space="preserve">      .sort().reverse()</w:t>
-      </w:r>
-    </w:p>
-    <w:p>
-      <w:pPr>
-        <w:pBdr>
-          <w:top w:val="none"/>
-          <w:bottom w:val="none"/>
-          <w:left w:val="single" w:color="1B3A6B" w:sz="6"/>
-          <w:right w:val="none"/>
-        </w:pBdr>
-        <w:shd w:fill="F5F5F5" w:val="clear"/>
-        <w:spacing w:after="20" w:before="20" w:line="240"/>
-        <w:ind w:left="288"/>
-      </w:pPr>
-      <w:r>
-        <w:rPr>
-          <w:rFonts w:ascii="Consolas" w:cs="Consolas" w:eastAsia="Consolas" w:hAnsi="Consolas"/>
-          <w:color w:val="1F2937"/>
-          <w:sz w:val="20"/>
-          <w:szCs w:val="20"/>
-        </w:rPr>
-        <w:t xml:space="preserve">  : [];</w:t>
-      </w:r>
-    </w:p>
-    <w:p>
-      <w:pPr>
-        <w:pBdr>
-          <w:top w:val="none"/>
-          <w:bottom w:val="none"/>
-          <w:left w:val="single" w:color="1B3A6B" w:sz="6"/>
-          <w:right w:val="none"/>
-        </w:pBdr>
-        <w:shd w:fill="F5F5F5" w:val="clear"/>
-        <w:spacing w:after="20" w:before="20" w:line="240"/>
-        <w:ind w:left="288"/>
-      </w:pPr>
-      <w:r>
-        <w:rPr>
-          <w:rFonts w:ascii="Consolas" w:cs="Consolas" w:eastAsia="Consolas" w:hAnsi="Consolas"/>
-          <w:color w:val="1F2937"/>
-          <w:sz w:val="20"/>
-          <w:szCs w:val="20"/>
-        </w:rPr>
-        <w:t xml:space="preserve">if (!entrees.length) {</w:t>
+        <w:t xml:space="preserve"/>
+      </w:r>
+    </w:p>
+    <w:p>
+      <w:pPr>
+        <w:pBdr>
+          <w:top w:val="none"/>
+          <w:bottom w:val="none"/>
+          <w:left w:val="single" w:color="1B3A6B" w:sz="6"/>
+          <w:right w:val="none"/>
+        </w:pBdr>
+        <w:shd w:fill="F5F5F5" w:val="clear"/>
+        <w:spacing w:after="20" w:before="20" w:line="240"/>
+        <w:ind w:left="288"/>
+      </w:pPr>
+      <w:r>
+        <w:rPr>
+          <w:rFonts w:ascii="Consolas" w:cs="Consolas" w:eastAsia="Consolas" w:hAnsi="Consolas"/>
+          <w:color w:val="1F2937"/>
+          <w:sz w:val="20"/>
+          <w:szCs w:val="20"/>
+        </w:rPr>
+        <w:t xml:space="preserve">if (!fs.existsSync(dossierSauv)) {</w:t>
       </w:r>
     </w:p>
     <w:p>
@@ -3069,139 +3641,469 @@
           <w:sz w:val="20"/>
           <w:szCs w:val="20"/>
         </w:rPr>
-        <w:t xml:space="preserve">  const diffJours = Math.round(</w:t>
-      </w:r>
-    </w:p>
-    <w:p>
-      <w:pPr>
-        <w:pBdr>
-          <w:top w:val="none"/>
-          <w:bottom w:val="none"/>
-          <w:left w:val="single" w:color="1B3A6B" w:sz="6"/>
-          <w:right w:val="none"/>
-        </w:pBdr>
-        <w:shd w:fill="F5F5F5" w:val="clear"/>
-        <w:spacing w:after="20" w:before="20" w:line="240"/>
-        <w:ind w:left="288"/>
-      </w:pPr>
-      <w:r>
-        <w:rPr>
-          <w:rFonts w:ascii="Consolas" w:cs="Consolas" w:eastAsia="Consolas" w:hAnsi="Consolas"/>
-          <w:color w:val="1F2937"/>
-          <w:sz w:val="20"/>
-          <w:szCs w:val="20"/>
-        </w:rPr>
-        <w:t xml:space="preserve">    (new Date(new Date().toISOString().slice(0, 10)) - new Date(entrees[0].slice(0, 10)))</w:t>
-      </w:r>
-    </w:p>
-    <w:p>
-      <w:pPr>
-        <w:pBdr>
-          <w:top w:val="none"/>
-          <w:bottom w:val="none"/>
-          <w:left w:val="single" w:color="1B3A6B" w:sz="6"/>
-          <w:right w:val="none"/>
-        </w:pBdr>
-        <w:shd w:fill="F5F5F5" w:val="clear"/>
-        <w:spacing w:after="20" w:before="20" w:line="240"/>
-        <w:ind w:left="288"/>
-      </w:pPr>
-      <w:r>
-        <w:rPr>
-          <w:rFonts w:ascii="Consolas" w:cs="Consolas" w:eastAsia="Consolas" w:hAnsi="Consolas"/>
-          <w:color w:val="1F2937"/>
-          <w:sz w:val="20"/>
-          <w:szCs w:val="20"/>
-        </w:rPr>
-        <w:t xml:space="preserve">    / (1000 * 60 * 60 * 24)</w:t>
-      </w:r>
-    </w:p>
-    <w:p>
-      <w:pPr>
-        <w:pBdr>
-          <w:top w:val="none"/>
-          <w:bottom w:val="none"/>
-          <w:left w:val="single" w:color="1B3A6B" w:sz="6"/>
-          <w:right w:val="none"/>
-        </w:pBdr>
-        <w:shd w:fill="F5F5F5" w:val="clear"/>
-        <w:spacing w:after="20" w:before="20" w:line="240"/>
-        <w:ind w:left="288"/>
-      </w:pPr>
-      <w:r>
-        <w:rPr>
-          <w:rFonts w:ascii="Consolas" w:cs="Consolas" w:eastAsia="Consolas" w:hAnsi="Consolas"/>
-          <w:color w:val="1F2937"/>
-          <w:sz w:val="20"/>
-          <w:szCs w:val="20"/>
-        </w:rPr>
-        <w:t xml:space="preserve">  );</w:t>
-      </w:r>
-    </w:p>
-    <w:p>
-      <w:pPr>
-        <w:pBdr>
-          <w:top w:val="none"/>
-          <w:bottom w:val="none"/>
-          <w:left w:val="single" w:color="1B3A6B" w:sz="6"/>
-          <w:right w:val="none"/>
-        </w:pBdr>
-        <w:shd w:fill="F5F5F5" w:val="clear"/>
-        <w:spacing w:after="20" w:before="20" w:line="240"/>
-        <w:ind w:left="288"/>
-      </w:pPr>
-      <w:r>
-        <w:rPr>
-          <w:rFonts w:ascii="Consolas" w:cs="Consolas" w:eastAsia="Consolas" w:hAnsi="Consolas"/>
-          <w:color w:val="1F2937"/>
-          <w:sz w:val="20"/>
-          <w:szCs w:val="20"/>
-        </w:rPr>
-        <w:t xml:space="preserve">  if (diffJours === 0) { passer('Sauvegarde du jour (' + entrees[0] + ')'); }</w:t>
-      </w:r>
-    </w:p>
-    <w:p>
-      <w:pPr>
-        <w:pBdr>
-          <w:top w:val="none"/>
-          <w:bottom w:val="none"/>
-          <w:left w:val="single" w:color="1B3A6B" w:sz="6"/>
-          <w:right w:val="none"/>
-        </w:pBdr>
-        <w:shd w:fill="F5F5F5" w:val="clear"/>
-        <w:spacing w:after="20" w:before="20" w:line="240"/>
-        <w:ind w:left="288"/>
-      </w:pPr>
-      <w:r>
-        <w:rPr>
-          <w:rFonts w:ascii="Consolas" w:cs="Consolas" w:eastAsia="Consolas" w:hAnsi="Consolas"/>
-          <w:color w:val="1F2937"/>
-          <w:sz w:val="20"/>
-          <w:szCs w:val="20"/>
-        </w:rPr>
-        <w:t xml:space="preserve">  else if (diffJours &lt;= 7) { passer('Dernière sauvegarde il y a ' + diffJours + ' jour(s) (' + entrees[0] + ')'); }</w:t>
-      </w:r>
-    </w:p>
-    <w:p>
-      <w:pPr>
-        <w:pBdr>
-          <w:top w:val="none"/>
-          <w:bottom w:val="none"/>
-          <w:left w:val="single" w:color="1B3A6B" w:sz="6"/>
-          <w:right w:val="none"/>
-        </w:pBdr>
-        <w:shd w:fill="F5F5F5" w:val="clear"/>
-        <w:spacing w:after="20" w:before="20" w:line="240"/>
-        <w:ind w:left="288"/>
-      </w:pPr>
-      <w:r>
-        <w:rPr>
-          <w:rFonts w:ascii="Consolas" w:cs="Consolas" w:eastAsia="Consolas" w:hAnsi="Consolas"/>
-          <w:color w:val="1F2937"/>
-          <w:sz w:val="20"/>
-          <w:szCs w:val="20"/>
-        </w:rPr>
-        <w:t xml:space="preserve">  else { echouer('Dernière sauvegarde il y a ' + diffJours + ' jour(s) — lance npm run sauvegarder'); }</w:t>
+        <w:t xml:space="preserve">  const entrees = fs.readdirSync(dossierSauv)</w:t>
+      </w:r>
+    </w:p>
+    <w:p>
+      <w:pPr>
+        <w:pBdr>
+          <w:top w:val="none"/>
+          <w:bottom w:val="none"/>
+          <w:left w:val="single" w:color="1B3A6B" w:sz="6"/>
+          <w:right w:val="none"/>
+        </w:pBdr>
+        <w:shd w:fill="F5F5F5" w:val="clear"/>
+        <w:spacing w:after="20" w:before="20" w:line="240"/>
+        <w:ind w:left="288"/>
+      </w:pPr>
+      <w:r>
+        <w:rPr>
+          <w:rFonts w:ascii="Consolas" w:cs="Consolas" w:eastAsia="Consolas" w:hAnsi="Consolas"/>
+          <w:color w:val="1F2937"/>
+          <w:sz w:val="20"/>
+          <w:szCs w:val="20"/>
+        </w:rPr>
+        <w:t xml:space="preserve">    .filter(function (n) { return n.match(/^\d{4}-\d{2}-\d{2}_/); })</w:t>
+      </w:r>
+    </w:p>
+    <w:p>
+      <w:pPr>
+        <w:pBdr>
+          <w:top w:val="none"/>
+          <w:bottom w:val="none"/>
+          <w:left w:val="single" w:color="1B3A6B" w:sz="6"/>
+          <w:right w:val="none"/>
+        </w:pBdr>
+        <w:shd w:fill="F5F5F5" w:val="clear"/>
+        <w:spacing w:after="20" w:before="20" w:line="240"/>
+        <w:ind w:left="288"/>
+      </w:pPr>
+      <w:r>
+        <w:rPr>
+          <w:rFonts w:ascii="Consolas" w:cs="Consolas" w:eastAsia="Consolas" w:hAnsi="Consolas"/>
+          <w:color w:val="1F2937"/>
+          <w:sz w:val="20"/>
+          <w:szCs w:val="20"/>
+        </w:rPr>
+        <w:t xml:space="preserve">    .sort()</w:t>
+      </w:r>
+    </w:p>
+    <w:p>
+      <w:pPr>
+        <w:pBdr>
+          <w:top w:val="none"/>
+          <w:bottom w:val="none"/>
+          <w:left w:val="single" w:color="1B3A6B" w:sz="6"/>
+          <w:right w:val="none"/>
+        </w:pBdr>
+        <w:shd w:fill="F5F5F5" w:val="clear"/>
+        <w:spacing w:after="20" w:before="20" w:line="240"/>
+        <w:ind w:left="288"/>
+      </w:pPr>
+      <w:r>
+        <w:rPr>
+          <w:rFonts w:ascii="Consolas" w:cs="Consolas" w:eastAsia="Consolas" w:hAnsi="Consolas"/>
+          <w:color w:val="1F2937"/>
+          <w:sz w:val="20"/>
+          <w:szCs w:val="20"/>
+        </w:rPr>
+        <w:t xml:space="preserve">    .reverse();</w:t>
+      </w:r>
+    </w:p>
+    <w:p>
+      <w:pPr>
+        <w:pBdr>
+          <w:top w:val="none"/>
+          <w:bottom w:val="none"/>
+          <w:left w:val="single" w:color="1B3A6B" w:sz="6"/>
+          <w:right w:val="none"/>
+        </w:pBdr>
+        <w:shd w:fill="F5F5F5" w:val="clear"/>
+        <w:spacing w:after="20" w:before="20" w:line="240"/>
+        <w:ind w:left="288"/>
+      </w:pPr>
+      <w:r>
+        <w:rPr>
+          <w:rFonts w:ascii="Consolas" w:cs="Consolas" w:eastAsia="Consolas" w:hAnsi="Consolas"/>
+          <w:color w:val="1F2937"/>
+          <w:sz w:val="20"/>
+          <w:szCs w:val="20"/>
+        </w:rPr>
+        <w:t xml:space="preserve"/>
+      </w:r>
+    </w:p>
+    <w:p>
+      <w:pPr>
+        <w:pBdr>
+          <w:top w:val="none"/>
+          <w:bottom w:val="none"/>
+          <w:left w:val="single" w:color="1B3A6B" w:sz="6"/>
+          <w:right w:val="none"/>
+        </w:pBdr>
+        <w:shd w:fill="F5F5F5" w:val="clear"/>
+        <w:spacing w:after="20" w:before="20" w:line="240"/>
+        <w:ind w:left="288"/>
+      </w:pPr>
+      <w:r>
+        <w:rPr>
+          <w:rFonts w:ascii="Consolas" w:cs="Consolas" w:eastAsia="Consolas" w:hAnsi="Consolas"/>
+          <w:color w:val="1F2937"/>
+          <w:sz w:val="20"/>
+          <w:szCs w:val="20"/>
+        </w:rPr>
+        <w:t xml:space="preserve">  if (entrees.length === 0) {</w:t>
+      </w:r>
+    </w:p>
+    <w:p>
+      <w:pPr>
+        <w:pBdr>
+          <w:top w:val="none"/>
+          <w:bottom w:val="none"/>
+          <w:left w:val="single" w:color="1B3A6B" w:sz="6"/>
+          <w:right w:val="none"/>
+        </w:pBdr>
+        <w:shd w:fill="F5F5F5" w:val="clear"/>
+        <w:spacing w:after="20" w:before="20" w:line="240"/>
+        <w:ind w:left="288"/>
+      </w:pPr>
+      <w:r>
+        <w:rPr>
+          <w:rFonts w:ascii="Consolas" w:cs="Consolas" w:eastAsia="Consolas" w:hAnsi="Consolas"/>
+          <w:color w:val="1F2937"/>
+          <w:sz w:val="20"/>
+          <w:szCs w:val="20"/>
+        </w:rPr>
+        <w:t xml:space="preserve">    echouer('Dossier sauvegardes/ vide — lance npm run sauvegarder');</w:t>
+      </w:r>
+    </w:p>
+    <w:p>
+      <w:pPr>
+        <w:pBdr>
+          <w:top w:val="none"/>
+          <w:bottom w:val="none"/>
+          <w:left w:val="single" w:color="1B3A6B" w:sz="6"/>
+          <w:right w:val="none"/>
+        </w:pBdr>
+        <w:shd w:fill="F5F5F5" w:val="clear"/>
+        <w:spacing w:after="20" w:before="20" w:line="240"/>
+        <w:ind w:left="288"/>
+      </w:pPr>
+      <w:r>
+        <w:rPr>
+          <w:rFonts w:ascii="Consolas" w:cs="Consolas" w:eastAsia="Consolas" w:hAnsi="Consolas"/>
+          <w:color w:val="1F2937"/>
+          <w:sz w:val="20"/>
+          <w:szCs w:val="20"/>
+        </w:rPr>
+        <w:t xml:space="preserve">  } else {</w:t>
+      </w:r>
+    </w:p>
+    <w:p>
+      <w:pPr>
+        <w:pBdr>
+          <w:top w:val="none"/>
+          <w:bottom w:val="none"/>
+          <w:left w:val="single" w:color="1B3A6B" w:sz="6"/>
+          <w:right w:val="none"/>
+        </w:pBdr>
+        <w:shd w:fill="F5F5F5" w:val="clear"/>
+        <w:spacing w:after="20" w:before="20" w:line="240"/>
+        <w:ind w:left="288"/>
+      </w:pPr>
+      <w:r>
+        <w:rPr>
+          <w:rFonts w:ascii="Consolas" w:cs="Consolas" w:eastAsia="Consolas" w:hAnsi="Consolas"/>
+          <w:color w:val="1F2937"/>
+          <w:sz w:val="20"/>
+          <w:szCs w:val="20"/>
+        </w:rPr>
+        <w:t xml:space="preserve">    const derniere  = entrees[0];</w:t>
+      </w:r>
+    </w:p>
+    <w:p>
+      <w:pPr>
+        <w:pBdr>
+          <w:top w:val="none"/>
+          <w:bottom w:val="none"/>
+          <w:left w:val="single" w:color="1B3A6B" w:sz="6"/>
+          <w:right w:val="none"/>
+        </w:pBdr>
+        <w:shd w:fill="F5F5F5" w:val="clear"/>
+        <w:spacing w:after="20" w:before="20" w:line="240"/>
+        <w:ind w:left="288"/>
+      </w:pPr>
+      <w:r>
+        <w:rPr>
+          <w:rFonts w:ascii="Consolas" w:cs="Consolas" w:eastAsia="Consolas" w:hAnsi="Consolas"/>
+          <w:color w:val="1F2937"/>
+          <w:sz w:val="20"/>
+          <w:szCs w:val="20"/>
+        </w:rPr>
+        <w:t xml:space="preserve">    const dateStr   = derniere.slice(0, 10);        // "YYYY-MM-DD"</w:t>
+      </w:r>
+    </w:p>
+    <w:p>
+      <w:pPr>
+        <w:pBdr>
+          <w:top w:val="none"/>
+          <w:bottom w:val="none"/>
+          <w:left w:val="single" w:color="1B3A6B" w:sz="6"/>
+          <w:right w:val="none"/>
+        </w:pBdr>
+        <w:shd w:fill="F5F5F5" w:val="clear"/>
+        <w:spacing w:after="20" w:before="20" w:line="240"/>
+        <w:ind w:left="288"/>
+      </w:pPr>
+      <w:r>
+        <w:rPr>
+          <w:rFonts w:ascii="Consolas" w:cs="Consolas" w:eastAsia="Consolas" w:hAnsi="Consolas"/>
+          <w:color w:val="1F2937"/>
+          <w:sz w:val="20"/>
+          <w:szCs w:val="20"/>
+        </w:rPr>
+        <w:t xml:space="preserve">    const aujStr    = new Date().toISOString().slice(0, 10);</w:t>
+      </w:r>
+    </w:p>
+    <w:p>
+      <w:pPr>
+        <w:pBdr>
+          <w:top w:val="none"/>
+          <w:bottom w:val="none"/>
+          <w:left w:val="single" w:color="1B3A6B" w:sz="6"/>
+          <w:right w:val="none"/>
+        </w:pBdr>
+        <w:shd w:fill="F5F5F5" w:val="clear"/>
+        <w:spacing w:after="20" w:before="20" w:line="240"/>
+        <w:ind w:left="288"/>
+      </w:pPr>
+      <w:r>
+        <w:rPr>
+          <w:rFonts w:ascii="Consolas" w:cs="Consolas" w:eastAsia="Consolas" w:hAnsi="Consolas"/>
+          <w:color w:val="1F2937"/>
+          <w:sz w:val="20"/>
+          <w:szCs w:val="20"/>
+        </w:rPr>
+        <w:t xml:space="preserve">    const diffJours = Math.round(</w:t>
+      </w:r>
+    </w:p>
+    <w:p>
+      <w:pPr>
+        <w:pBdr>
+          <w:top w:val="none"/>
+          <w:bottom w:val="none"/>
+          <w:left w:val="single" w:color="1B3A6B" w:sz="6"/>
+          <w:right w:val="none"/>
+        </w:pBdr>
+        <w:shd w:fill="F5F5F5" w:val="clear"/>
+        <w:spacing w:after="20" w:before="20" w:line="240"/>
+        <w:ind w:left="288"/>
+      </w:pPr>
+      <w:r>
+        <w:rPr>
+          <w:rFonts w:ascii="Consolas" w:cs="Consolas" w:eastAsia="Consolas" w:hAnsi="Consolas"/>
+          <w:color w:val="1F2937"/>
+          <w:sz w:val="20"/>
+          <w:szCs w:val="20"/>
+        </w:rPr>
+        <w:t xml:space="preserve">      (new Date(aujStr) - new Date(dateStr)) / (1000 * 60 * 60 * 24)</w:t>
+      </w:r>
+    </w:p>
+    <w:p>
+      <w:pPr>
+        <w:pBdr>
+          <w:top w:val="none"/>
+          <w:bottom w:val="none"/>
+          <w:left w:val="single" w:color="1B3A6B" w:sz="6"/>
+          <w:right w:val="none"/>
+        </w:pBdr>
+        <w:shd w:fill="F5F5F5" w:val="clear"/>
+        <w:spacing w:after="20" w:before="20" w:line="240"/>
+        <w:ind w:left="288"/>
+      </w:pPr>
+      <w:r>
+        <w:rPr>
+          <w:rFonts w:ascii="Consolas" w:cs="Consolas" w:eastAsia="Consolas" w:hAnsi="Consolas"/>
+          <w:color w:val="1F2937"/>
+          <w:sz w:val="20"/>
+          <w:szCs w:val="20"/>
+        </w:rPr>
+        <w:t xml:space="preserve">    );</w:t>
+      </w:r>
+    </w:p>
+    <w:p>
+      <w:pPr>
+        <w:pBdr>
+          <w:top w:val="none"/>
+          <w:bottom w:val="none"/>
+          <w:left w:val="single" w:color="1B3A6B" w:sz="6"/>
+          <w:right w:val="none"/>
+        </w:pBdr>
+        <w:shd w:fill="F5F5F5" w:val="clear"/>
+        <w:spacing w:after="20" w:before="20" w:line="240"/>
+        <w:ind w:left="288"/>
+      </w:pPr>
+      <w:r>
+        <w:rPr>
+          <w:rFonts w:ascii="Consolas" w:cs="Consolas" w:eastAsia="Consolas" w:hAnsi="Consolas"/>
+          <w:color w:val="1F2937"/>
+          <w:sz w:val="20"/>
+          <w:szCs w:val="20"/>
+        </w:rPr>
+        <w:t xml:space="preserve">    if (diffJours === 0) {</w:t>
+      </w:r>
+    </w:p>
+    <w:p>
+      <w:pPr>
+        <w:pBdr>
+          <w:top w:val="none"/>
+          <w:bottom w:val="none"/>
+          <w:left w:val="single" w:color="1B3A6B" w:sz="6"/>
+          <w:right w:val="none"/>
+        </w:pBdr>
+        <w:shd w:fill="F5F5F5" w:val="clear"/>
+        <w:spacing w:after="20" w:before="20" w:line="240"/>
+        <w:ind w:left="288"/>
+      </w:pPr>
+      <w:r>
+        <w:rPr>
+          <w:rFonts w:ascii="Consolas" w:cs="Consolas" w:eastAsia="Consolas" w:hAnsi="Consolas"/>
+          <w:color w:val="1F2937"/>
+          <w:sz w:val="20"/>
+          <w:szCs w:val="20"/>
+        </w:rPr>
+        <w:t xml:space="preserve">      passer('Sauvegarde du jour (' + derniere + ')');</w:t>
+      </w:r>
+    </w:p>
+    <w:p>
+      <w:pPr>
+        <w:pBdr>
+          <w:top w:val="none"/>
+          <w:bottom w:val="none"/>
+          <w:left w:val="single" w:color="1B3A6B" w:sz="6"/>
+          <w:right w:val="none"/>
+        </w:pBdr>
+        <w:shd w:fill="F5F5F5" w:val="clear"/>
+        <w:spacing w:after="20" w:before="20" w:line="240"/>
+        <w:ind w:left="288"/>
+      </w:pPr>
+      <w:r>
+        <w:rPr>
+          <w:rFonts w:ascii="Consolas" w:cs="Consolas" w:eastAsia="Consolas" w:hAnsi="Consolas"/>
+          <w:color w:val="1F2937"/>
+          <w:sz w:val="20"/>
+          <w:szCs w:val="20"/>
+        </w:rPr>
+        <w:t xml:space="preserve">    } else if (diffJours &lt;= 7) {</w:t>
+      </w:r>
+    </w:p>
+    <w:p>
+      <w:pPr>
+        <w:pBdr>
+          <w:top w:val="none"/>
+          <w:bottom w:val="none"/>
+          <w:left w:val="single" w:color="1B3A6B" w:sz="6"/>
+          <w:right w:val="none"/>
+        </w:pBdr>
+        <w:shd w:fill="F5F5F5" w:val="clear"/>
+        <w:spacing w:after="20" w:before="20" w:line="240"/>
+        <w:ind w:left="288"/>
+      </w:pPr>
+      <w:r>
+        <w:rPr>
+          <w:rFonts w:ascii="Consolas" w:cs="Consolas" w:eastAsia="Consolas" w:hAnsi="Consolas"/>
+          <w:color w:val="1F2937"/>
+          <w:sz w:val="20"/>
+          <w:szCs w:val="20"/>
+        </w:rPr>
+        <w:t xml:space="preserve">      passer('Dernière sauvegarde il y a ' + diffJours + ' jour(s) (' + derniere + ')');</w:t>
+      </w:r>
+    </w:p>
+    <w:p>
+      <w:pPr>
+        <w:pBdr>
+          <w:top w:val="none"/>
+          <w:bottom w:val="none"/>
+          <w:left w:val="single" w:color="1B3A6B" w:sz="6"/>
+          <w:right w:val="none"/>
+        </w:pBdr>
+        <w:shd w:fill="F5F5F5" w:val="clear"/>
+        <w:spacing w:after="20" w:before="20" w:line="240"/>
+        <w:ind w:left="288"/>
+      </w:pPr>
+      <w:r>
+        <w:rPr>
+          <w:rFonts w:ascii="Consolas" w:cs="Consolas" w:eastAsia="Consolas" w:hAnsi="Consolas"/>
+          <w:color w:val="1F2937"/>
+          <w:sz w:val="20"/>
+          <w:szCs w:val="20"/>
+        </w:rPr>
+        <w:t xml:space="preserve">    } else {</w:t>
+      </w:r>
+    </w:p>
+    <w:p>
+      <w:pPr>
+        <w:pBdr>
+          <w:top w:val="none"/>
+          <w:bottom w:val="none"/>
+          <w:left w:val="single" w:color="1B3A6B" w:sz="6"/>
+          <w:right w:val="none"/>
+        </w:pBdr>
+        <w:shd w:fill="F5F5F5" w:val="clear"/>
+        <w:spacing w:after="20" w:before="20" w:line="240"/>
+        <w:ind w:left="288"/>
+      </w:pPr>
+      <w:r>
+        <w:rPr>
+          <w:rFonts w:ascii="Consolas" w:cs="Consolas" w:eastAsia="Consolas" w:hAnsi="Consolas"/>
+          <w:color w:val="1F2937"/>
+          <w:sz w:val="20"/>
+          <w:szCs w:val="20"/>
+        </w:rPr>
+        <w:t xml:space="preserve">      echouer('Dernière sauvegarde il y a ' + diffJours + ' jour(s) (' + derniere + ') — lance npm run sauvegarder');</w:t>
+      </w:r>
+    </w:p>
+    <w:p>
+      <w:pPr>
+        <w:pBdr>
+          <w:top w:val="none"/>
+          <w:bottom w:val="none"/>
+          <w:left w:val="single" w:color="1B3A6B" w:sz="6"/>
+          <w:right w:val="none"/>
+        </w:pBdr>
+        <w:shd w:fill="F5F5F5" w:val="clear"/>
+        <w:spacing w:after="20" w:before="20" w:line="240"/>
+        <w:ind w:left="288"/>
+      </w:pPr>
+      <w:r>
+        <w:rPr>
+          <w:rFonts w:ascii="Consolas" w:cs="Consolas" w:eastAsia="Consolas" w:hAnsi="Consolas"/>
+          <w:color w:val="1F2937"/>
+          <w:sz w:val="20"/>
+          <w:szCs w:val="20"/>
+        </w:rPr>
+        <w:t xml:space="preserve">    }</w:t>
+      </w:r>
+    </w:p>
+    <w:p>
+      <w:pPr>
+        <w:pBdr>
+          <w:top w:val="none"/>
+          <w:bottom w:val="none"/>
+          <w:left w:val="single" w:color="1B3A6B" w:sz="6"/>
+          <w:right w:val="none"/>
+        </w:pBdr>
+        <w:shd w:fill="F5F5F5" w:val="clear"/>
+        <w:spacing w:after="20" w:before="20" w:line="240"/>
+        <w:ind w:left="288"/>
+      </w:pPr>
+      <w:r>
+        <w:rPr>
+          <w:rFonts w:ascii="Consolas" w:cs="Consolas" w:eastAsia="Consolas" w:hAnsi="Consolas"/>
+          <w:color w:val="1F2937"/>
+          <w:sz w:val="20"/>
+          <w:szCs w:val="20"/>
+        </w:rPr>
+        <w:t xml:space="preserve">  }</w:t>
       </w:r>
     </w:p>
     <w:p>
@@ -3267,7 +4169,29 @@
           <w:sz w:val="20"/>
           <w:szCs w:val="20"/>
         </w:rPr>
-        <w:t xml:space="preserve">// ── Résumé ────────────────────────────────────────────────────────────</w:t>
+        <w:t xml:space="preserve">// ── Résumé ─────────────────────────────────────────────────────────────────</w:t>
+      </w:r>
+    </w:p>
+    <w:p>
+      <w:pPr>
+        <w:pBdr>
+          <w:top w:val="none"/>
+          <w:bottom w:val="none"/>
+          <w:left w:val="single" w:color="1B3A6B" w:sz="6"/>
+          <w:right w:val="none"/>
+        </w:pBdr>
+        <w:shd w:fill="F5F5F5" w:val="clear"/>
+        <w:spacing w:after="20" w:before="20" w:line="240"/>
+        <w:ind w:left="288"/>
+      </w:pPr>
+      <w:r>
+        <w:rPr>
+          <w:rFonts w:ascii="Consolas" w:cs="Consolas" w:eastAsia="Consolas" w:hAnsi="Consolas"/>
+          <w:color w:val="1F2937"/>
+          <w:sz w:val="20"/>
+          <w:szCs w:val="20"/>
+        </w:rPr>
+        <w:t xml:space="preserve">console.log('\n──────────────────────────────────────────');</w:t>
       </w:r>
     </w:p>
     <w:p>
@@ -3311,7 +4235,117 @@
           <w:sz w:val="20"/>
           <w:szCs w:val="20"/>
         </w:rPr>
-        <w:t xml:space="preserve">if (ko &gt; 0) { process.exit(1); }</w:t>
+        <w:t xml:space="preserve">if (ko &gt; 0) {</w:t>
+      </w:r>
+    </w:p>
+    <w:p>
+      <w:pPr>
+        <w:pBdr>
+          <w:top w:val="none"/>
+          <w:bottom w:val="none"/>
+          <w:left w:val="single" w:color="1B3A6B" w:sz="6"/>
+          <w:right w:val="none"/>
+        </w:pBdr>
+        <w:shd w:fill="F5F5F5" w:val="clear"/>
+        <w:spacing w:after="20" w:before="20" w:line="240"/>
+        <w:ind w:left="288"/>
+      </w:pPr>
+      <w:r>
+        <w:rPr>
+          <w:rFonts w:ascii="Consolas" w:cs="Consolas" w:eastAsia="Consolas" w:hAnsi="Consolas"/>
+          <w:color w:val="1F2937"/>
+          <w:sz w:val="20"/>
+          <w:szCs w:val="20"/>
+        </w:rPr>
+        <w:t xml:space="preserve">  console.error('Règle les points signalés pour maintenir le portail en bonne santé.\n');</w:t>
+      </w:r>
+    </w:p>
+    <w:p>
+      <w:pPr>
+        <w:pBdr>
+          <w:top w:val="none"/>
+          <w:bottom w:val="none"/>
+          <w:left w:val="single" w:color="1B3A6B" w:sz="6"/>
+          <w:right w:val="none"/>
+        </w:pBdr>
+        <w:shd w:fill="F5F5F5" w:val="clear"/>
+        <w:spacing w:after="20" w:before="20" w:line="240"/>
+        <w:ind w:left="288"/>
+      </w:pPr>
+      <w:r>
+        <w:rPr>
+          <w:rFonts w:ascii="Consolas" w:cs="Consolas" w:eastAsia="Consolas" w:hAnsi="Consolas"/>
+          <w:color w:val="1F2937"/>
+          <w:sz w:val="20"/>
+          <w:szCs w:val="20"/>
+        </w:rPr>
+        <w:t xml:space="preserve">  process.exit(1);</w:t>
+      </w:r>
+    </w:p>
+    <w:p>
+      <w:pPr>
+        <w:pBdr>
+          <w:top w:val="none"/>
+          <w:bottom w:val="none"/>
+          <w:left w:val="single" w:color="1B3A6B" w:sz="6"/>
+          <w:right w:val="none"/>
+        </w:pBdr>
+        <w:shd w:fill="F5F5F5" w:val="clear"/>
+        <w:spacing w:after="20" w:before="20" w:line="240"/>
+        <w:ind w:left="288"/>
+      </w:pPr>
+      <w:r>
+        <w:rPr>
+          <w:rFonts w:ascii="Consolas" w:cs="Consolas" w:eastAsia="Consolas" w:hAnsi="Consolas"/>
+          <w:color w:val="1F2937"/>
+          <w:sz w:val="20"/>
+          <w:szCs w:val="20"/>
+        </w:rPr>
+        <w:t xml:space="preserve">} else {</w:t>
+      </w:r>
+    </w:p>
+    <w:p>
+      <w:pPr>
+        <w:pBdr>
+          <w:top w:val="none"/>
+          <w:bottom w:val="none"/>
+          <w:left w:val="single" w:color="1B3A6B" w:sz="6"/>
+          <w:right w:val="none"/>
+        </w:pBdr>
+        <w:shd w:fill="F5F5F5" w:val="clear"/>
+        <w:spacing w:after="20" w:before="20" w:line="240"/>
+        <w:ind w:left="288"/>
+      </w:pPr>
+      <w:r>
+        <w:rPr>
+          <w:rFonts w:ascii="Consolas" w:cs="Consolas" w:eastAsia="Consolas" w:hAnsi="Consolas"/>
+          <w:color w:val="1F2937"/>
+          <w:sz w:val="20"/>
+          <w:szCs w:val="20"/>
+        </w:rPr>
+        <w:t xml:space="preserve">  console.log('Le portail est en bonne santé.\n');</w:t>
+      </w:r>
+    </w:p>
+    <w:p>
+      <w:pPr>
+        <w:pBdr>
+          <w:top w:val="none"/>
+          <w:bottom w:val="none"/>
+          <w:left w:val="single" w:color="1B3A6B" w:sz="6"/>
+          <w:right w:val="none"/>
+        </w:pBdr>
+        <w:shd w:fill="F5F5F5" w:val="clear"/>
+        <w:spacing w:after="20" w:before="20" w:line="240"/>
+        <w:ind w:left="288"/>
+      </w:pPr>
+      <w:r>
+        <w:rPr>
+          <w:rFonts w:ascii="Consolas" w:cs="Consolas" w:eastAsia="Consolas" w:hAnsi="Consolas"/>
+          <w:color w:val="1F2937"/>
+          <w:sz w:val="20"/>
+          <w:szCs w:val="20"/>
+        </w:rPr>
+        <w:t xml:space="preserve">}</w:t>
       </w:r>
     </w:p>
     <w:p>
@@ -3359,7 +4393,16 @@
           <w:sz w:val="22"/>
           <w:szCs w:val="22"/>
         </w:rPr>
-        <w:t xml:space="preserve">Ouvre scripts/maintenance.js et localise la fonction lancer() (lignes 28 à 41, comptées le 02/10/2026). Elle utilise spawnSync et non execSync. Explique pourquoi ces deux lignes sont différentes :</w:t>
+        <w:t xml:space="preserve">Ouvre scripts/maintenance.js et localise la fonction lancer() (lignes 37 à 48, comptées le 02/10/2026). Elle utilise spawnSync et non execSync. Explique pourquoi ces deux lignes sont différentes :</w:t>
+      </w:r>
+      <w:r>
+        <w:rPr>
+          <w:i/>
+          <w:iCs/>
+          <w:color w:val="6B7280"/>
+          <w:sz w:val="20"/>
+        </w:rPr>
+        <w:t xml:space="preserve"> [Corrigé le 02/10/2026 : la leçon livrée situait lancer() aux « lignes 28 à 41, comptées le 02/10/2026 ». Dans le fichier, function lancer( est à la ligne 37 et son accolade fermante à la ligne 48 : neuf lignes d'écart, sur un repère annoncé comme COMPTÉ. Le motif (l) de l'étape 5 bis, écrit pour « une propriété mesurable d'un fichier annoncée sans avoir été comptée », ne l'a pas vu : son expression régulière reconnaît la forme « 144 lignes », pas la forme « lignes 28 à 41 »]</w:t>
       </w:r>
     </w:p>
     <w:p>
@@ -4842,7 +5885,16 @@
           <w:sz w:val="20"/>
           <w:szCs w:val="20"/>
         </w:rPr>
-        <w:t xml:space="preserve">  ✓ 33 test(s) · 0 échec(s)</w:t>
+        <w:t xml:space="preserve">  ✓ 33 tests · 0 échec(s)</w:t>
+      </w:r>
+      <w:r>
+        <w:rPr>
+          <w:i/>
+          <w:iCs/>
+          <w:color w:val="6B7280"/>
+          <w:sz w:val="20"/>
+        </w:rPr>
+        <w:t xml:space="preserve"> [Corrigé le 02/10/2026 : le bloc de sortie attendue écrivait « ✓ 33 test(s) · 0 échec(s) » ; le script imprime « ✓ 33 tests · 0 échec(s) », son gabarit étant `${passeTotal} tests · ${echecTotal} échec(s)`, sans parenthèses. Un caractère, dans la leçon dont la règle 1 du parcours est « une sortie se reproduit » : le bloc avait été recopié et non collé. Vérifié en relançant npm run maintenance le 02/10/2026 — tout le reste du bloc est exact au caractère, y compris la barre de séparation, et le « (...) » de la ligne de sauvegarde est une élision volontaire légitime, le nom de l'instantané changeant à chaque exécution]</w:t>
       </w:r>
     </w:p>
     <w:p>
@@ -5406,29 +6458,7 @@
           <w:sz w:val="20"/>
           <w:szCs w:val="20"/>
         </w:rPr>
-        <w:t xml:space="preserve">npm error notarget In most cases you or one of your dependencies are requesting</w:t>
-      </w:r>
-    </w:p>
-    <w:p>
-      <w:pPr>
-        <w:pBdr>
-          <w:top w:val="none"/>
-          <w:bottom w:val="none"/>
-          <w:left w:val="single" w:color="1B3A6B" w:sz="6"/>
-          <w:right w:val="none"/>
-        </w:pBdr>
-        <w:shd w:fill="F5F5F5" w:val="clear"/>
-        <w:spacing w:after="20" w:before="20" w:line="240"/>
-        <w:ind w:left="288"/>
-      </w:pPr>
-      <w:r>
-        <w:rPr>
-          <w:rFonts w:ascii="Consolas" w:cs="Consolas" w:eastAsia="Consolas" w:hAnsi="Consolas"/>
-          <w:color w:val="1F2937"/>
-          <w:sz w:val="20"/>
-          <w:szCs w:val="20"/>
-        </w:rPr>
-        <w:t xml:space="preserve">npm error notarget a package version that doesn't exist.</w:t>
+        <w:t xml:space="preserve">npm error notarget In most cases you or one of your dependencies are requesting a package version that doesn't exist.</w:t>
       </w:r>
     </w:p>
     <w:p>
@@ -6235,7 +7265,16 @@
           <w:sz w:val="22"/>
           <w:szCs w:val="22"/>
         </w:rPr>
-        <w:t xml:space="preserve">Utilise lancer() pour appeler npm build — le script build est défini dans package.json.</w:t>
+        <w:t xml:space="preserve">Utilise lancer() pour appeler le script build, c'est-à-dire lancer('npm', ['run', 'build']). ⚠️ Attention : npm build n'est PAS une commande npm — npm 11.16.0 répond « Unknown command: "build" » et suggère lui-même « npm run build ». Le script build est bien défini dans package.json et appelle tsc.</w:t>
+      </w:r>
+      <w:r>
+        <w:rPr>
+          <w:i/>
+          <w:iCs/>
+          <w:color w:val="6B7280"/>
+          <w:sz w:val="20"/>
+        </w:rPr>
+        <w:t xml:space="preserve"> [Corrigé le 02/10/2026 : la leçon livrée écrivait « Utilise lancer() pour appeler npm build ». npm build n'existe pas : npm 11.16.0 répond « Unknown command: "build" » et suggère « npm run build # run the "build" package script » (vérifié le 02/10/2026 dans le projet). Un lecteur suivant la consigne à la lettre écrivait lancer('npm', ['build']) et obtenait un cinquième contrôle qui échoue TOUJOURS, dans un script dont le rôle est de dire si le projet va bien. Aucun des treize motifs de l'étape 5 bis ne pouvait le voir : le motif (o) vérifie qu'un outil nommé comme remède est INSTALLÉ — npm l'est — et rien ne vérifie qu'une FORME de commande existe]</w:t>
       </w:r>
     </w:p>
     <w:p>
@@ -7534,6 +8573,85 @@
           <w:szCs w:val="22"/>
         </w:rPr>
         <w:t xml:space="preserve"> — règle MAJOR.MINOR.PATCH et définition de la compatibilité (vérifié le 02/10/2026)</w:t>
+      </w:r>
+    </w:p>
+    <w:p>
+      <w:pPr>
+        <w:spacing w:before="240" w:after="60"/>
+      </w:pPr>
+      <w:r>
+        <w:rPr>
+          <w:b/>
+          <w:bCs/>
+          <w:sz w:val="26"/>
+        </w:rPr>
+        <w:t xml:space="preserve">📝 Journal des corrections — 2 octobre 2026</w:t>
+      </w:r>
+    </w:p>
+    <w:p>
+      <w:pPr>
+        <w:spacing w:before="60" w:after="60"/>
+      </w:pPr>
+      <w:r>
+        <w:rPr>
+          <w:sz w:val="20"/>
+        </w:rPr>
+        <w:t xml:space="preserve">Cinq corrections, apportées après avoir EXÉCUTÉ tout ce que la leçon annonce. Ce qui tient est confirmé par exécution et non par relecture : les six numéros de version sont ceux du registre npm au 02/10/2026 et ceux installés dans node_modules (@types/node 26.6.4, react et react-dom 19.3.0, @types/react et @types/react-dom 19.3.0, vite 8.3.2) ; scripts/maintenance.js fait bien 144 lignes ; npm run maintenance rend exit 0 et reproduit son bloc de sortie à un caractère près ; cd frontend &amp;&amp; npm run typecheck rend exit 0 sans message ; le bloc ETARGET se reproduit dans un répertoire de test neuf ; et les trois pages de docs.npmjs.com portent bien les colonnes Current/Wanted/Latest et la sémantique des couleurs que la leçon leur fait dire. Les défauts trouvés sont tous d'un même genre : des énoncés sur le FICHIER et sur la SORTIE, dans une leçon dont le fond est juste. La formulation d'origine est conservée ci-dessous.</w:t>
+      </w:r>
+    </w:p>
+    <w:p>
+      <w:pPr>
+        <w:spacing w:before="60" w:after="60"/>
+      </w:pPr>
+      <w:r>
+        <w:rPr>
+          <w:sz w:val="20"/>
+        </w:rPr>
+        <w:t xml:space="preserve">1. (¶60) le bloc annoncé « Le script complet — scripts/maintenance.js (144 lignes) » comptait en réalité 97 lignes : une version abrégée du fichier, présentée comme le fichier. Manquaient notamment l'en-tête de 10 lignes qui décrit les 4 vérifications et les codes de sortie, la section « ── Helpers ── », le commentaire qui annonce ce que rend lancer(), et surtout DEUX console.log : celui qui imprime la bannière « Portail Livrables — bilan de santé » et celui qui imprime « Le portail est en bonne santé. » — deux lignes que la leçon cite pourtant dans son bloc de sortie attendue. Un lecteur qui recopiait le bloc obtenait un script qui n'imprime pas ce que la leçon annonce. S'y ajoutaient un commentaire reformulé (« — sans injection de commande possible » au lieu de « , ce qui évite les injections de commande »), un message raccourci (« Des contrôles ont échoué » au lieu de « Des contrôles de sécurité ont échoué ») et toute la vérification 4 restructurée. Le bloc est désormais le contenu exact du fichier, 144 lignes</w:t>
+      </w:r>
+    </w:p>
+    <w:p>
+      <w:pPr>
+        <w:spacing w:before="60" w:after="60"/>
+      </w:pPr>
+      <w:r>
+        <w:rPr>
+          <w:sz w:val="20"/>
+        </w:rPr>
+        <w:t xml:space="preserve">2. (¶206) « localise la fonction lancer() (lignes 28 à 41, comptées le 02/10/2026) »</w:t>
+      </w:r>
+    </w:p>
+    <w:p>
+      <w:pPr>
+        <w:spacing w:before="60" w:after="60"/>
+      </w:pPr>
+      <w:r>
+        <w:rPr>
+          <w:sz w:val="20"/>
+        </w:rPr>
+        <w:t xml:space="preserve">3. (¶275) « ✓ 33 test(s) · 0 échec(s) »</w:t>
+      </w:r>
+    </w:p>
+    <w:p>
+      <w:pPr>
+        <w:spacing w:before="60" w:after="60"/>
+      </w:pPr>
+      <w:r>
+        <w:rPr>
+          <w:sz w:val="20"/>
+        </w:rPr>
+        <w:t xml:space="preserve">4. (¶302) la leçon livrée coupait la dernière phrase du message ETARGET sur deux lignes ; npm 11.16.0 l'imprime sur une seule. Reproduit le 02/10/2026 dans un répertoire de test neuf : les quatre lignes du bloc sont exactes, seul ce retour à la ligne était ajouté</w:t>
+      </w:r>
+    </w:p>
+    <w:p>
+      <w:pPr>
+        <w:spacing w:before="60" w:after="60"/>
+      </w:pPr>
+      <w:r>
+        <w:rPr>
+          <w:sz w:val="20"/>
+        </w:rPr>
+        <w:t xml:space="preserve">5. (¶339) « Utilise lancer() pour appeler npm build — le script build est défini dans package.json. »</w:t>
       </w:r>
     </w:p>
     <w:sectPr>
